--- a/Zaheerabbas.docx
+++ b/Zaheerabbas.docx
@@ -17377,7 +17377,7 @@
           <w:noProof/>
         </w:rPr>
         <w:drawing>
-          <wp:inline distT="0" distB="0" distL="0" distR="0" wp14:anchorId="4A697D7B" wp14:editId="4E963199">
+          <wp:inline distT="0" distB="0" distL="0" distR="0" wp14:anchorId="4A697D7B" wp14:editId="45EA8509">
             <wp:extent cx="7023735" cy="3171190"/>
             <wp:effectExtent l="0" t="0" r="5715" b="0"/>
             <wp:docPr id="117644938" name="Picture 17"/>
@@ -17482,7 +17482,7 @@
           <w:noProof/>
         </w:rPr>
         <w:drawing>
-          <wp:inline distT="0" distB="0" distL="0" distR="0" wp14:anchorId="16D1B78E" wp14:editId="18CEBF86">
+          <wp:inline distT="0" distB="0" distL="0" distR="0" wp14:anchorId="16D1B78E" wp14:editId="04AB97C8">
             <wp:extent cx="7023735" cy="3193415"/>
             <wp:effectExtent l="0" t="0" r="5715" b="6985"/>
             <wp:docPr id="1185018815" name="Picture 18"/>
@@ -17598,7 +17598,7 @@
         </w:rPr>
         <w:lastRenderedPageBreak/>
         <w:drawing>
-          <wp:inline distT="0" distB="0" distL="0" distR="0" wp14:anchorId="4BEBAEB9" wp14:editId="4EB88B8F">
+          <wp:inline distT="0" distB="0" distL="0" distR="0" wp14:anchorId="4BEBAEB9" wp14:editId="7F19324C">
             <wp:extent cx="7023735" cy="3211830"/>
             <wp:effectExtent l="0" t="0" r="5715" b="7620"/>
             <wp:docPr id="1742001876" name="Picture 19"/>
